--- a/assets/CV/AndriiKrasavin2026CV.docx
+++ b/assets/CV/AndriiKrasavin2026CV.docx
@@ -24,20 +24,14 @@
     </w:p>
     <w:p>
       <w:pPr>
+        <w:pStyle w:val="Heading3"/>
         <w:spacing w:before="280" w:lineRule="auto"/>
-        <w:rPr>
-          <w:rFonts w:ascii="Arial" w:cs="Arial" w:eastAsia="Arial" w:hAnsi="Arial"/>
-          <w:color w:val="000000"/>
-          <w:sz w:val="20"/>
-          <w:szCs w:val="20"/>
-        </w:rPr>
-      </w:pPr>
-      <w:r>
-        <w:rPr>
-          <w:rFonts w:ascii="Arial" w:cs="Arial" w:eastAsia="Arial" w:hAnsi="Arial"/>
-          <w:color w:val="000000"/>
-          <w:sz w:val="20"/>
-          <w:szCs w:val="20"/>
+        <w:rPr/>
+      </w:pPr>
+      <w:bookmarkStart w:colFirst="0" w:colLast="0" w:name="_1bnvvwf6dm8j" w:id="1"/>
+      <w:bookmarkEnd w:id="1"/>
+      <w:r>
+        <w:rPr>
           <w:rtl w:val="0"/>
         </w:rPr>
         <w:t xml:space="preserve">Sholom Aleikhema 5, Kyiv, Ukraine, 04210 | +38 (063) 887-6007 | plus380games@gmail.com</w:t>
@@ -57,6 +51,21 @@
           <v:rect style="width:0.0pt;height:1.5pt" o:hr="t" o:hrstd="t" o:hralign="center" fillcolor="#A0A0A0" stroked="f"/>
         </w:pict>
       </w:r>
+      <w:r>
+        <w:rPr>
+          <w:rtl w:val="0"/>
+        </w:rPr>
+      </w:r>
+    </w:p>
+    <w:p>
+      <w:pPr>
+        <w:rPr>
+          <w:rFonts w:ascii="Arial" w:cs="Arial" w:eastAsia="Arial" w:hAnsi="Arial"/>
+          <w:color w:val="000000"/>
+          <w:sz w:val="20"/>
+          <w:szCs w:val="20"/>
+        </w:rPr>
+      </w:pPr>
       <w:r>
         <w:rPr>
           <w:rtl w:val="0"/>
@@ -116,8 +125,8 @@
           <w:szCs w:val="46"/>
         </w:rPr>
       </w:pPr>
-      <w:bookmarkStart w:colFirst="0" w:colLast="0" w:name="_iq1zg9td4ihk" w:id="1"/>
-      <w:bookmarkEnd w:id="1"/>
+      <w:bookmarkStart w:colFirst="0" w:colLast="0" w:name="_iq1zg9td4ihk" w:id="2"/>
+      <w:bookmarkEnd w:id="2"/>
       <w:r>
         <w:rPr>
           <w:color w:val="000000"/>
@@ -179,7 +188,7 @@
           <w:szCs w:val="20"/>
           <w:rtl w:val="0"/>
         </w:rPr>
-        <w:t xml:space="preserve">Handling dependencies, planning, feedback loops, reviews and multi-discipline collaboration</w:t>
+        <w:t xml:space="preserve">Handling dependencies, planning, feedback loops, reviews and multi-discipline collaboration.</w:t>
       </w:r>
     </w:p>
     <w:p>
@@ -206,7 +215,7 @@
           <w:szCs w:val="20"/>
           <w:rtl w:val="0"/>
         </w:rPr>
-        <w:t xml:space="preserve">Great knowledge of development cycle and pipelines– from pre-production to released and well supported game</w:t>
+        <w:t xml:space="preserve">Great knowledge of development cycle and pipelines– from pre-production to released and well supported games.</w:t>
       </w:r>
     </w:p>
     <w:p>
@@ -233,7 +242,7 @@
           <w:szCs w:val="20"/>
           <w:rtl w:val="0"/>
         </w:rPr>
-        <w:t xml:space="preserve">Gameplay and level design for AAA projects</w:t>
+        <w:t xml:space="preserve">Deep understanding of the level design for different genres. LD direction, development and implementation from concept to release.</w:t>
       </w:r>
     </w:p>
     <w:p>
@@ -260,7 +269,7 @@
           <w:szCs w:val="20"/>
           <w:rtl w:val="0"/>
         </w:rPr>
-        <w:t xml:space="preserve">Development and support of the visual direction and art style for the project</w:t>
+        <w:t xml:space="preserve">Gameplay design.</w:t>
       </w:r>
     </w:p>
     <w:p>
@@ -287,7 +296,7 @@
           <w:szCs w:val="20"/>
           <w:rtl w:val="0"/>
         </w:rPr>
-        <w:t xml:space="preserve">Visual scripting for unique and systemic events</w:t>
+        <w:t xml:space="preserve">Development and support of the visual direction and art style for the project.</w:t>
       </w:r>
     </w:p>
     <w:p>
@@ -314,7 +323,34 @@
           <w:szCs w:val="20"/>
           <w:rtl w:val="0"/>
         </w:rPr>
-        <w:t xml:space="preserve">World composition, environment and lightning art</w:t>
+        <w:t xml:space="preserve">Visual scripting for unique and systemic events.</w:t>
+      </w:r>
+    </w:p>
+    <w:p>
+      <w:pPr>
+        <w:numPr>
+          <w:ilvl w:val="0"/>
+          <w:numId w:val="1"/>
+        </w:numPr>
+        <w:spacing w:after="0" w:afterAutospacing="0" w:before="0" w:beforeAutospacing="0" w:lineRule="auto"/>
+        <w:ind w:left="720" w:hanging="360"/>
+        <w:rPr>
+          <w:rFonts w:ascii="Arial" w:cs="Arial" w:eastAsia="Arial" w:hAnsi="Arial"/>
+          <w:color w:val="000000"/>
+          <w:sz w:val="20"/>
+          <w:szCs w:val="20"/>
+          <w:u w:val="none"/>
+        </w:rPr>
+      </w:pPr>
+      <w:r>
+        <w:rPr>
+          <w:rFonts w:ascii="Arial" w:cs="Arial" w:eastAsia="Arial" w:hAnsi="Arial"/>
+          <w:color w:val="000000"/>
+          <w:sz w:val="20"/>
+          <w:szCs w:val="20"/>
+          <w:rtl w:val="0"/>
+        </w:rPr>
+        <w:t xml:space="preserve">World composition, environment and lightning art.</w:t>
       </w:r>
     </w:p>
     <w:p>
@@ -341,7 +377,7 @@
           <w:szCs w:val="20"/>
           <w:rtl w:val="0"/>
         </w:rPr>
-        <w:t xml:space="preserve">UX research and improvements for project and tools</w:t>
+        <w:t xml:space="preserve">Toolset and UX research and improvements.</w:t>
       </w:r>
     </w:p>
     <w:p>
@@ -377,8 +413,8 @@
           <w:szCs w:val="46"/>
         </w:rPr>
       </w:pPr>
-      <w:bookmarkStart w:colFirst="0" w:colLast="0" w:name="_m9p8zletgnvx" w:id="2"/>
-      <w:bookmarkEnd w:id="2"/>
+      <w:bookmarkStart w:colFirst="0" w:colLast="0" w:name="_m9p8zletgnvx" w:id="3"/>
+      <w:bookmarkEnd w:id="3"/>
       <w:r>
         <w:rPr>
           <w:color w:val="000000"/>
@@ -403,8 +439,8 @@
           <w:szCs w:val="24"/>
         </w:rPr>
       </w:pPr>
-      <w:bookmarkStart w:colFirst="0" w:colLast="0" w:name="_m9p8zletgnvx" w:id="2"/>
-      <w:bookmarkEnd w:id="2"/>
+      <w:bookmarkStart w:colFirst="0" w:colLast="0" w:name="_m9p8zletgnvx" w:id="3"/>
+      <w:bookmarkEnd w:id="3"/>
       <w:r>
         <w:rPr>
           <w:smallCaps w:val="1"/>
@@ -498,8 +534,8 @@
           <w:szCs w:val="24"/>
         </w:rPr>
       </w:pPr>
-      <w:bookmarkStart w:colFirst="0" w:colLast="0" w:name="_3b7c2u5n0wwt" w:id="3"/>
-      <w:bookmarkEnd w:id="3"/>
+      <w:bookmarkStart w:colFirst="0" w:colLast="0" w:name="_3b7c2u5n0wwt" w:id="4"/>
+      <w:bookmarkEnd w:id="4"/>
       <w:r>
         <w:rPr>
           <w:smallCaps w:val="0"/>
@@ -598,8 +634,8 @@
           <w:szCs w:val="24"/>
         </w:rPr>
       </w:pPr>
-      <w:bookmarkStart w:colFirst="0" w:colLast="0" w:name="_374nsidzz277" w:id="4"/>
-      <w:bookmarkEnd w:id="4"/>
+      <w:bookmarkStart w:colFirst="0" w:colLast="0" w:name="_374nsidzz277" w:id="5"/>
+      <w:bookmarkEnd w:id="5"/>
       <w:r>
         <w:rPr>
           <w:smallCaps w:val="0"/>
@@ -760,8 +796,8 @@
           <w:szCs w:val="24"/>
         </w:rPr>
       </w:pPr>
-      <w:bookmarkStart w:colFirst="0" w:colLast="0" w:name="_hpnu0kif2byh" w:id="5"/>
-      <w:bookmarkEnd w:id="5"/>
+      <w:bookmarkStart w:colFirst="0" w:colLast="0" w:name="_hpnu0kif2byh" w:id="6"/>
+      <w:bookmarkEnd w:id="6"/>
       <w:r>
         <w:rPr>
           <w:smallCaps w:val="0"/>
@@ -848,8 +884,8 @@
           <w:szCs w:val="24"/>
         </w:rPr>
       </w:pPr>
-      <w:bookmarkStart w:colFirst="0" w:colLast="0" w:name="_t0am714koal7" w:id="6"/>
-      <w:bookmarkEnd w:id="6"/>
+      <w:bookmarkStart w:colFirst="0" w:colLast="0" w:name="_t0am714koal7" w:id="7"/>
+      <w:bookmarkEnd w:id="7"/>
       <w:r>
         <w:rPr>
           <w:smallCaps w:val="0"/>
@@ -950,8 +986,8 @@
           <w:szCs w:val="24"/>
         </w:rPr>
       </w:pPr>
-      <w:bookmarkStart w:colFirst="0" w:colLast="0" w:name="_mrpkrjbvj0nz" w:id="7"/>
-      <w:bookmarkEnd w:id="7"/>
+      <w:bookmarkStart w:colFirst="0" w:colLast="0" w:name="_mrpkrjbvj0nz" w:id="8"/>
+      <w:bookmarkEnd w:id="8"/>
       <w:r>
         <w:rPr>
           <w:smallCaps w:val="0"/>
@@ -1044,8 +1080,8 @@
           <w:szCs w:val="24"/>
         </w:rPr>
       </w:pPr>
-      <w:bookmarkStart w:colFirst="0" w:colLast="0" w:name="_bajep87eyfl0" w:id="8"/>
-      <w:bookmarkEnd w:id="8"/>
+      <w:bookmarkStart w:colFirst="0" w:colLast="0" w:name="_bajep87eyfl0" w:id="9"/>
+      <w:bookmarkEnd w:id="9"/>
       <w:r>
         <w:rPr>
           <w:smallCaps w:val="0"/>
@@ -1157,8 +1193,8 @@
           <w:szCs w:val="24"/>
         </w:rPr>
       </w:pPr>
-      <w:bookmarkStart w:colFirst="0" w:colLast="0" w:name="_1adzc6ozb8cm" w:id="9"/>
-      <w:bookmarkEnd w:id="9"/>
+      <w:bookmarkStart w:colFirst="0" w:colLast="0" w:name="_1adzc6ozb8cm" w:id="10"/>
+      <w:bookmarkEnd w:id="10"/>
       <w:r>
         <w:rPr>
           <w:smallCaps w:val="0"/>
@@ -1245,8 +1281,8 @@
           <w:szCs w:val="24"/>
         </w:rPr>
       </w:pPr>
-      <w:bookmarkStart w:colFirst="0" w:colLast="0" w:name="_9hktdhbu4kz4" w:id="10"/>
-      <w:bookmarkEnd w:id="10"/>
+      <w:bookmarkStart w:colFirst="0" w:colLast="0" w:name="_9hktdhbu4kz4" w:id="11"/>
+      <w:bookmarkEnd w:id="11"/>
       <w:r>
         <w:rPr>
           <w:smallCaps w:val="0"/>
@@ -1316,154 +1352,13 @@
         <w:br w:type="textWrapping"/>
         <w:t xml:space="preserve">● Wrote bug reports</w:t>
       </w:r>
-    </w:p>
-    <w:p>
-      <w:pPr>
-        <w:pStyle w:val="Heading2"/>
-        <w:keepNext w:val="0"/>
-        <w:keepLines w:val="0"/>
-        <w:spacing w:after="80" w:before="360" w:lineRule="auto"/>
-        <w:ind w:left="360"/>
-        <w:rPr>
-          <w:smallCaps w:val="0"/>
-          <w:color w:val="000000"/>
-          <w:sz w:val="24"/>
-          <w:szCs w:val="24"/>
-        </w:rPr>
-      </w:pPr>
-      <w:bookmarkStart w:colFirst="0" w:colLast="0" w:name="_4qd7y2qx7dtk" w:id="11"/>
-      <w:bookmarkEnd w:id="11"/>
-      <w:r>
-        <w:rPr>
-          <w:smallCaps w:val="0"/>
-          <w:color w:val="000000"/>
-          <w:sz w:val="24"/>
-          <w:szCs w:val="24"/>
-          <w:rtl w:val="0"/>
-        </w:rPr>
-        <w:t xml:space="preserve">Senior Salesman | Mobidik | October 2010 – august 2011</w:t>
-      </w:r>
-    </w:p>
-    <w:p>
-      <w:pPr>
-        <w:rPr>
-          <w:rFonts w:ascii="Arial" w:cs="Arial" w:eastAsia="Arial" w:hAnsi="Arial"/>
-          <w:color w:val="000000"/>
-          <w:sz w:val="20"/>
-          <w:szCs w:val="20"/>
-        </w:rPr>
-      </w:pPr>
-      <w:r>
-        <w:rPr>
-          <w:rFonts w:ascii="Arial" w:cs="Arial" w:eastAsia="Arial" w:hAnsi="Arial"/>
-          <w:color w:val="000000"/>
-          <w:sz w:val="20"/>
-          <w:szCs w:val="20"/>
-          <w:rtl w:val="0"/>
-        </w:rPr>
-        <w:t xml:space="preserve">● Managed orders for the retail outlet</w:t>
-        <w:br w:type="textWrapping"/>
-        <w:t xml:space="preserve">● Trained and managed probation employees</w:t>
-        <w:br w:type="textWrapping"/>
-        <w:t xml:space="preserve">● Developed and improved sales plans</w:t>
-        <w:br w:type="textWrapping"/>
-        <w:t xml:space="preserve">● Conducted direct sales and customer consulting</w:t>
-      </w:r>
-    </w:p>
-    <w:p>
-      <w:pPr>
-        <w:pStyle w:val="Heading2"/>
-        <w:keepNext w:val="0"/>
-        <w:keepLines w:val="0"/>
-        <w:spacing w:after="80" w:before="360" w:lineRule="auto"/>
-        <w:ind w:left="360"/>
-        <w:rPr>
-          <w:smallCaps w:val="0"/>
-          <w:color w:val="000000"/>
-          <w:sz w:val="24"/>
-          <w:szCs w:val="24"/>
-        </w:rPr>
-      </w:pPr>
-      <w:bookmarkStart w:colFirst="0" w:colLast="0" w:name="_aefnrugguxwg" w:id="12"/>
-      <w:bookmarkEnd w:id="12"/>
-      <w:r>
-        <w:rPr>
-          <w:smallCaps w:val="0"/>
-          <w:color w:val="000000"/>
-          <w:sz w:val="24"/>
-          <w:szCs w:val="24"/>
-          <w:rtl w:val="0"/>
-        </w:rPr>
-        <w:t xml:space="preserve">Salesman| mobidik | July 2010 – October 2010</w:t>
-      </w:r>
-    </w:p>
-    <w:p>
-      <w:pPr>
-        <w:rPr>
-          <w:rFonts w:ascii="Arial" w:cs="Arial" w:eastAsia="Arial" w:hAnsi="Arial"/>
-          <w:color w:val="000000"/>
-          <w:sz w:val="20"/>
-          <w:szCs w:val="20"/>
-        </w:rPr>
-      </w:pPr>
-      <w:r>
-        <w:rPr>
-          <w:rFonts w:ascii="Arial" w:cs="Arial" w:eastAsia="Arial" w:hAnsi="Arial"/>
-          <w:color w:val="000000"/>
-          <w:sz w:val="20"/>
-          <w:szCs w:val="20"/>
-          <w:rtl w:val="0"/>
-        </w:rPr>
-        <w:t xml:space="preserve">● Direct sales and customer consulting</w:t>
-      </w:r>
-    </w:p>
-    <w:p>
-      <w:pPr>
-        <w:pStyle w:val="Heading2"/>
-        <w:keepNext w:val="0"/>
-        <w:keepLines w:val="0"/>
-        <w:spacing w:after="80" w:before="360" w:lineRule="auto"/>
-        <w:ind w:left="360"/>
-        <w:rPr>
-          <w:smallCaps w:val="0"/>
-          <w:color w:val="000000"/>
-          <w:sz w:val="24"/>
-          <w:szCs w:val="24"/>
-        </w:rPr>
-      </w:pPr>
-      <w:bookmarkStart w:colFirst="0" w:colLast="0" w:name="_f1a22coa4niv" w:id="13"/>
-      <w:bookmarkEnd w:id="13"/>
-      <w:r>
-        <w:rPr>
-          <w:smallCaps w:val="0"/>
-          <w:color w:val="000000"/>
-          <w:sz w:val="24"/>
-          <w:szCs w:val="24"/>
-          <w:rtl w:val="0"/>
-        </w:rPr>
-        <w:t xml:space="preserve">PC Builder | Freelance, self-employed | May 2006 – October 2010</w:t>
-      </w:r>
-    </w:p>
-    <w:p>
-      <w:pPr>
-        <w:rPr>
-          <w:rFonts w:ascii="Arial" w:cs="Arial" w:eastAsia="Arial" w:hAnsi="Arial"/>
-          <w:color w:val="000000"/>
-          <w:sz w:val="20"/>
-          <w:szCs w:val="20"/>
-        </w:rPr>
-      </w:pPr>
-      <w:r>
-        <w:rPr>
-          <w:rFonts w:ascii="Arial" w:cs="Arial" w:eastAsia="Arial" w:hAnsi="Arial"/>
-          <w:color w:val="000000"/>
-          <w:sz w:val="20"/>
-          <w:szCs w:val="20"/>
-          <w:rtl w:val="0"/>
-        </w:rPr>
-        <w:t xml:space="preserve">● Built custom PC’s based on clients orders</w:t>
-        <w:br w:type="textWrapping"/>
-        <w:t xml:space="preserve">● Provided technical support</w:t>
+      <w:r>
+        <w:br w:type="page"/>
+      </w:r>
+      <w:r>
+        <w:rPr>
+          <w:rtl w:val="0"/>
+        </w:rPr>
       </w:r>
     </w:p>
     <w:p>
@@ -1475,8 +1370,8 @@
           <w:szCs w:val="46"/>
         </w:rPr>
       </w:pPr>
-      <w:bookmarkStart w:colFirst="0" w:colLast="0" w:name="_zi5i4urd4etr" w:id="14"/>
-      <w:bookmarkEnd w:id="14"/>
+      <w:bookmarkStart w:colFirst="0" w:colLast="0" w:name="_zi5i4urd4etr" w:id="12"/>
+      <w:bookmarkEnd w:id="12"/>
       <w:r>
         <w:rPr>
           <w:color w:val="000000"/>
@@ -1501,8 +1396,8 @@
           <w:szCs w:val="24"/>
         </w:rPr>
       </w:pPr>
-      <w:bookmarkStart w:colFirst="0" w:colLast="0" w:name="_hfwnm4dlfzvo" w:id="15"/>
-      <w:bookmarkEnd w:id="15"/>
+      <w:bookmarkStart w:colFirst="0" w:colLast="0" w:name="_hfwnm4dlfzvo" w:id="13"/>
+      <w:bookmarkEnd w:id="13"/>
       <w:r>
         <w:rPr>
           <w:smallCaps w:val="0"/>
@@ -1591,8 +1486,8 @@
           <w:szCs w:val="24"/>
         </w:rPr>
       </w:pPr>
-      <w:bookmarkStart w:colFirst="0" w:colLast="0" w:name="_phkh98b4jez2" w:id="16"/>
-      <w:bookmarkEnd w:id="16"/>
+      <w:bookmarkStart w:colFirst="0" w:colLast="0" w:name="_phkh98b4jez2" w:id="14"/>
+      <w:bookmarkEnd w:id="14"/>
       <w:r>
         <w:rPr>
           <w:smallCaps w:val="0"/>
@@ -1674,8 +1569,8 @@
           <w:szCs w:val="24"/>
         </w:rPr>
       </w:pPr>
-      <w:bookmarkStart w:colFirst="0" w:colLast="0" w:name="_irvjh3lvn8xn" w:id="17"/>
-      <w:bookmarkEnd w:id="17"/>
+      <w:bookmarkStart w:colFirst="0" w:colLast="0" w:name="_irvjh3lvn8xn" w:id="15"/>
+      <w:bookmarkEnd w:id="15"/>
       <w:r>
         <w:rPr>
           <w:smallCaps w:val="0"/>
@@ -1797,8 +1692,8 @@
           <w:szCs w:val="46"/>
         </w:rPr>
       </w:pPr>
-      <w:bookmarkStart w:colFirst="0" w:colLast="0" w:name="_m939tue1jc5i" w:id="18"/>
-      <w:bookmarkEnd w:id="18"/>
+      <w:bookmarkStart w:colFirst="0" w:colLast="0" w:name="_m939tue1jc5i" w:id="16"/>
+      <w:bookmarkEnd w:id="16"/>
       <w:r>
         <w:rPr>
           <w:color w:val="000000"/>
@@ -1823,8 +1718,8 @@
           <w:szCs w:val="24"/>
         </w:rPr>
       </w:pPr>
-      <w:bookmarkStart w:colFirst="0" w:colLast="0" w:name="_qzd4zxl35wlt" w:id="19"/>
-      <w:bookmarkEnd w:id="19"/>
+      <w:bookmarkStart w:colFirst="0" w:colLast="0" w:name="_qzd4zxl35wlt" w:id="17"/>
+      <w:bookmarkEnd w:id="17"/>
       <w:r>
         <w:rPr>
           <w:smallCaps w:val="0"/>
@@ -1927,8 +1822,8 @@
           <w:szCs w:val="46"/>
         </w:rPr>
       </w:pPr>
-      <w:bookmarkStart w:colFirst="0" w:colLast="0" w:name="_zg1nnykv6ev6" w:id="20"/>
-      <w:bookmarkEnd w:id="20"/>
+      <w:bookmarkStart w:colFirst="0" w:colLast="0" w:name="_zg1nnykv6ev6" w:id="18"/>
+      <w:bookmarkEnd w:id="18"/>
       <w:r>
         <w:rPr>
           <w:color w:val="000000"/>
@@ -1953,8 +1848,8 @@
           <w:szCs w:val="24"/>
         </w:rPr>
       </w:pPr>
-      <w:bookmarkStart w:colFirst="0" w:colLast="0" w:name="_d6wjmxxej1nk" w:id="21"/>
-      <w:bookmarkEnd w:id="21"/>
+      <w:bookmarkStart w:colFirst="0" w:colLast="0" w:name="_d6wjmxxej1nk" w:id="19"/>
+      <w:bookmarkEnd w:id="19"/>
       <w:r>
         <w:rPr>
           <w:smallCaps w:val="0"/>
@@ -2013,8 +1908,8 @@
           <w:szCs w:val="24"/>
         </w:rPr>
       </w:pPr>
-      <w:bookmarkStart w:colFirst="0" w:colLast="0" w:name="_btco0dhsj6rw" w:id="22"/>
-      <w:bookmarkEnd w:id="22"/>
+      <w:bookmarkStart w:colFirst="0" w:colLast="0" w:name="_btco0dhsj6rw" w:id="20"/>
+      <w:bookmarkEnd w:id="20"/>
       <w:r>
         <w:rPr>
           <w:smallCaps w:val="0"/>

--- a/assets/CV/AndriiKrasavin2026CV.docx
+++ b/assets/CV/AndriiKrasavin2026CV.docx
@@ -242,7 +242,7 @@
           <w:szCs w:val="20"/>
           <w:rtl w:val="0"/>
         </w:rPr>
-        <w:t xml:space="preserve">Deep understanding of the level design for different genres. LD direction, development and implementation from concept to release.</w:t>
+        <w:t xml:space="preserve">Deep understanding of the level design for different genres. Level design direction, development and implementation from concept to release.</w:t>
       </w:r>
     </w:p>
     <w:p>

--- a/assets/CV/AndriiKrasavin2026CV.docx
+++ b/assets/CV/AndriiKrasavin2026CV.docx
@@ -583,7 +583,7 @@
           <w:szCs w:val="20"/>
           <w:rtl w:val="0"/>
         </w:rPr>
-        <w:t xml:space="preserve"> - Co-development with Atomic Arcade</w:t>
+        <w:t xml:space="preserve"> - Co-development for the Atomic Arcade</w:t>
       </w:r>
     </w:p>
     <w:p>
@@ -1291,7 +1291,7 @@
           <w:szCs w:val="24"/>
           <w:rtl w:val="0"/>
         </w:rPr>
-        <w:t xml:space="preserve">QA |4A Games Ukraine | august 2011 – January 2012</w:t>
+        <w:t xml:space="preserve">QA |4A Games Ukraine | August 2011 – January 2012</w:t>
       </w:r>
     </w:p>
     <w:p>

--- a/assets/CV/AndriiKrasavin2026CV.docx
+++ b/assets/CV/AndriiKrasavin2026CV.docx
@@ -583,7 +583,7 @@
           <w:szCs w:val="20"/>
           <w:rtl w:val="0"/>
         </w:rPr>
-        <w:t xml:space="preserve"> - Co-development for the Atomic Arcade</w:t>
+        <w:t xml:space="preserve"> - Co-developed the project with Atomic Arcade</w:t>
       </w:r>
     </w:p>
     <w:p>

--- a/assets/CV/AndriiKrasavin2026CV.docx
+++ b/assets/CV/AndriiKrasavin2026CV.docx
@@ -34,7 +34,7 @@
         <w:rPr>
           <w:rtl w:val="0"/>
         </w:rPr>
-        <w:t xml:space="preserve">Sholom Aleikhema 5, Kyiv, Ukraine, 04210 | +38 (063) 887-6007 | plus380games@gmail.com</w:t>
+        <w:t xml:space="preserve">Sholom Aleikhema 5, Kyiv, Ukraine, 04210 | +38 (063) 887-6007 | andrii.krasavin@gmail.com</w:t>
       </w:r>
     </w:p>
     <w:p>
